--- a/public/cv/Chisom-Ayogu-Product-Management-CV.docx
+++ b/public/cv/Chisom-Ayogu-Product-Management-CV.docx
@@ -29,7 +29,7 @@
         <w:jc w:val="center"/>
       </w:pPr>
       <w:r>
-        <w:t>United Kingdom  |  LinkedIn: linkedin.com/in/chisomayogu  |  Portfolio: [ADD PORTFOLIO URL]  |  Email: chisomuayogu@gmail.com  |  Phone: +44 7833 825338</w:t>
+        <w:t>United Kingdom  |  LinkedIn: linkedin.com/in/chisomayogu  |  Portfolio: https://product-management-portfolio-blond.vercel.app  |  Email: chisomuayogu@gmail.com  |  Phone: +44 7833 825338</w:t>
       </w:r>
     </w:p>
     <w:p>
